--- a/plugins/domain-design/skills/domain-design/assets/word-export/sdd_template.docx
+++ b/plugins/domain-design/skills/domain-design/assets/word-export/sdd_template.docx
@@ -1295,6 +1295,700 @@
         </w:tc>
       </w:tr>
     </w:tbl>
+    <w:p>
+      <w:r>
+        <w:t>{% if screens %}</w:t>
+      </w:r>
+    </w:p>
+    <w:p>
+      <w:r>
+        <w:br w:type="page"/>
+      </w:r>
+    </w:p>
+    <w:p>
+      <w:pPr>
+        <w:pStyle w:val="Heading1"/>
+      </w:pPr>
+      <w:r>
+        <w:rPr>
+          <w:rFonts w:ascii="TH Sarabun New" w:hAnsi="TH Sarabun New" w:eastAsia="TH Sarabun New" w:cs="TH Sarabun New"/>
+          <w:b/>
+          <w:color w:val="1F3B57"/>
+          <w:sz w:val="40"/>
+        </w:rPr>
+        <w:t>11. รายละเอียดหน้าจอ (Screen Specifications)</w:t>
+      </w:r>
+    </w:p>
+    <w:p>
+      <w:r>
+        <w:t>{% for screen in screens %}</w:t>
+      </w:r>
+    </w:p>
+    <w:p>
+      <w:pPr>
+        <w:pStyle w:val="Heading2"/>
+      </w:pPr>
+      <w:r>
+        <w:rPr>
+          <w:rFonts w:ascii="TH Sarabun New" w:hAnsi="TH Sarabun New" w:eastAsia="TH Sarabun New" w:cs="TH Sarabun New"/>
+          <w:b/>
+          <w:sz w:val="36"/>
+        </w:rPr>
+        <w:t>{{ screen.title }}</w:t>
+      </w:r>
+    </w:p>
+    <w:p>
+      <w:r>
+        <w:rPr>
+          <w:rFonts w:ascii="TH Sarabun New" w:hAnsi="TH Sarabun New" w:eastAsia="TH Sarabun New" w:cs="TH Sarabun New"/>
+          <w:b w:val="0"/>
+          <w:i w:val="0"/>
+          <w:sz w:val="32"/>
+        </w:rPr>
+        <w:t>{{ screen.description }}</w:t>
+      </w:r>
+    </w:p>
+    <w:tbl>
+      <w:tblPr>
+        <w:tblStyle w:val="LightGrid-Accent1"/>
+        <w:tblW w:type="auto" w:w="0"/>
+        <w:jc w:val="center"/>
+        <w:tblLook w:firstColumn="1" w:firstRow="1" w:lastColumn="0" w:lastRow="0" w:noHBand="0" w:noVBand="1" w:val="04A0"/>
+      </w:tblPr>
+      <w:tblGrid>
+        <w:gridCol w:w="4702"/>
+        <w:gridCol w:w="4702"/>
+      </w:tblGrid>
+      <w:tr>
+        <w:tc>
+          <w:tcPr>
+            <w:tcW w:type="dxa" w:w="4702"/>
+          </w:tcPr>
+          <w:p>
+            <w:r>
+              <w:rPr>
+                <w:rFonts w:ascii="TH Sarabun New" w:hAnsi="TH Sarabun New" w:eastAsia="TH Sarabun New" w:cs="TH Sarabun New"/>
+                <w:b w:val="0"/>
+                <w:sz w:val="28"/>
+              </w:rPr>
+            </w:r>
+            <w:r>
+              <w:rPr>
+                <w:rFonts w:ascii="TH Sarabun New" w:hAnsi="TH Sarabun New" w:eastAsia="TH Sarabun New" w:cs="TH Sarabun New"/>
+                <w:b w:val="0"/>
+                <w:sz w:val="28"/>
+              </w:rPr>
+              <w:t>Screen ID</w:t>
+            </w:r>
+          </w:p>
+        </w:tc>
+        <w:tc>
+          <w:tcPr>
+            <w:tcW w:type="dxa" w:w="4702"/>
+          </w:tcPr>
+          <w:p>
+            <w:r>
+              <w:rPr>
+                <w:rFonts w:ascii="TH Sarabun New" w:hAnsi="TH Sarabun New" w:eastAsia="TH Sarabun New" w:cs="TH Sarabun New"/>
+                <w:b w:val="0"/>
+                <w:sz w:val="28"/>
+              </w:rPr>
+            </w:r>
+            <w:r>
+              <w:rPr>
+                <w:rFonts w:ascii="TH Sarabun New" w:hAnsi="TH Sarabun New" w:eastAsia="TH Sarabun New" w:cs="TH Sarabun New"/>
+                <w:b w:val="0"/>
+                <w:sz w:val="28"/>
+              </w:rPr>
+              <w:t>{{ screen.id }}</w:t>
+            </w:r>
+          </w:p>
+        </w:tc>
+      </w:tr>
+      <w:tr>
+        <w:tc>
+          <w:tcPr>
+            <w:tcW w:type="dxa" w:w="4702"/>
+          </w:tcPr>
+          <w:p>
+            <w:r>
+              <w:rPr>
+                <w:rFonts w:ascii="TH Sarabun New" w:hAnsi="TH Sarabun New" w:eastAsia="TH Sarabun New" w:cs="TH Sarabun New"/>
+                <w:b w:val="0"/>
+                <w:sz w:val="28"/>
+              </w:rPr>
+            </w:r>
+            <w:r>
+              <w:rPr>
+                <w:rFonts w:ascii="TH Sarabun New" w:hAnsi="TH Sarabun New" w:eastAsia="TH Sarabun New" w:cs="TH Sarabun New"/>
+                <w:b w:val="0"/>
+                <w:sz w:val="28"/>
+              </w:rPr>
+              <w:t>Scenario Ref</w:t>
+            </w:r>
+          </w:p>
+        </w:tc>
+        <w:tc>
+          <w:tcPr>
+            <w:tcW w:type="dxa" w:w="4702"/>
+          </w:tcPr>
+          <w:p>
+            <w:r>
+              <w:rPr>
+                <w:rFonts w:ascii="TH Sarabun New" w:hAnsi="TH Sarabun New" w:eastAsia="TH Sarabun New" w:cs="TH Sarabun New"/>
+                <w:b w:val="0"/>
+                <w:sz w:val="28"/>
+              </w:rPr>
+            </w:r>
+            <w:r>
+              <w:rPr>
+                <w:rFonts w:ascii="TH Sarabun New" w:hAnsi="TH Sarabun New" w:eastAsia="TH Sarabun New" w:cs="TH Sarabun New"/>
+                <w:b w:val="0"/>
+                <w:sz w:val="28"/>
+              </w:rPr>
+              <w:t>{{ screen.ref }}</w:t>
+            </w:r>
+          </w:p>
+        </w:tc>
+      </w:tr>
+      <w:tr>
+        <w:tc>
+          <w:tcPr>
+            <w:tcW w:type="dxa" w:w="4702"/>
+          </w:tcPr>
+          <w:p>
+            <w:r>
+              <w:rPr>
+                <w:rFonts w:ascii="TH Sarabun New" w:hAnsi="TH Sarabun New" w:eastAsia="TH Sarabun New" w:cs="TH Sarabun New"/>
+                <w:b w:val="0"/>
+                <w:sz w:val="28"/>
+              </w:rPr>
+            </w:r>
+            <w:r>
+              <w:rPr>
+                <w:rFonts w:ascii="TH Sarabun New" w:hAnsi="TH Sarabun New" w:eastAsia="TH Sarabun New" w:cs="TH Sarabun New"/>
+                <w:b w:val="0"/>
+                <w:sz w:val="28"/>
+              </w:rPr>
+              <w:t>Input</w:t>
+            </w:r>
+          </w:p>
+        </w:tc>
+        <w:tc>
+          <w:tcPr>
+            <w:tcW w:type="dxa" w:w="4702"/>
+          </w:tcPr>
+          <w:p>
+            <w:r>
+              <w:rPr>
+                <w:rFonts w:ascii="TH Sarabun New" w:hAnsi="TH Sarabun New" w:eastAsia="TH Sarabun New" w:cs="TH Sarabun New"/>
+                <w:b w:val="0"/>
+                <w:sz w:val="28"/>
+              </w:rPr>
+            </w:r>
+            <w:r>
+              <w:rPr>
+                <w:rFonts w:ascii="TH Sarabun New" w:hAnsi="TH Sarabun New" w:eastAsia="TH Sarabun New" w:cs="TH Sarabun New"/>
+                <w:b w:val="0"/>
+                <w:sz w:val="28"/>
+              </w:rPr>
+              <w:t>{{ screen.input }}</w:t>
+            </w:r>
+          </w:p>
+        </w:tc>
+      </w:tr>
+      <w:tr>
+        <w:tc>
+          <w:tcPr>
+            <w:tcW w:type="dxa" w:w="4702"/>
+          </w:tcPr>
+          <w:p>
+            <w:r>
+              <w:rPr>
+                <w:rFonts w:ascii="TH Sarabun New" w:hAnsi="TH Sarabun New" w:eastAsia="TH Sarabun New" w:cs="TH Sarabun New"/>
+                <w:b w:val="0"/>
+                <w:sz w:val="28"/>
+              </w:rPr>
+            </w:r>
+            <w:r>
+              <w:rPr>
+                <w:rFonts w:ascii="TH Sarabun New" w:hAnsi="TH Sarabun New" w:eastAsia="TH Sarabun New" w:cs="TH Sarabun New"/>
+                <w:b w:val="0"/>
+                <w:sz w:val="28"/>
+              </w:rPr>
+              <w:t>Output</w:t>
+            </w:r>
+          </w:p>
+        </w:tc>
+        <w:tc>
+          <w:tcPr>
+            <w:tcW w:type="dxa" w:w="4702"/>
+          </w:tcPr>
+          <w:p>
+            <w:r>
+              <w:rPr>
+                <w:rFonts w:ascii="TH Sarabun New" w:hAnsi="TH Sarabun New" w:eastAsia="TH Sarabun New" w:cs="TH Sarabun New"/>
+                <w:b w:val="0"/>
+                <w:sz w:val="28"/>
+              </w:rPr>
+            </w:r>
+            <w:r>
+              <w:rPr>
+                <w:rFonts w:ascii="TH Sarabun New" w:hAnsi="TH Sarabun New" w:eastAsia="TH Sarabun New" w:cs="TH Sarabun New"/>
+                <w:b w:val="0"/>
+                <w:sz w:val="28"/>
+              </w:rPr>
+              <w:t>{{ screen.output }}</w:t>
+            </w:r>
+          </w:p>
+        </w:tc>
+      </w:tr>
+      <w:tr>
+        <w:tc>
+          <w:tcPr>
+            <w:tcW w:type="dxa" w:w="4702"/>
+          </w:tcPr>
+          <w:p>
+            <w:r>
+              <w:rPr>
+                <w:rFonts w:ascii="TH Sarabun New" w:hAnsi="TH Sarabun New" w:eastAsia="TH Sarabun New" w:cs="TH Sarabun New"/>
+                <w:b w:val="0"/>
+                <w:sz w:val="28"/>
+              </w:rPr>
+            </w:r>
+            <w:r>
+              <w:rPr>
+                <w:rFonts w:ascii="TH Sarabun New" w:hAnsi="TH Sarabun New" w:eastAsia="TH Sarabun New" w:cs="TH Sarabun New"/>
+                <w:b w:val="0"/>
+                <w:sz w:val="28"/>
+              </w:rPr>
+              <w:t>Validation</w:t>
+            </w:r>
+          </w:p>
+        </w:tc>
+        <w:tc>
+          <w:tcPr>
+            <w:tcW w:type="dxa" w:w="4702"/>
+          </w:tcPr>
+          <w:p>
+            <w:r>
+              <w:rPr>
+                <w:rFonts w:ascii="TH Sarabun New" w:hAnsi="TH Sarabun New" w:eastAsia="TH Sarabun New" w:cs="TH Sarabun New"/>
+                <w:b w:val="0"/>
+                <w:sz w:val="28"/>
+              </w:rPr>
+            </w:r>
+            <w:r>
+              <w:rPr>
+                <w:rFonts w:ascii="TH Sarabun New" w:hAnsi="TH Sarabun New" w:eastAsia="TH Sarabun New" w:cs="TH Sarabun New"/>
+                <w:b w:val="0"/>
+                <w:sz w:val="28"/>
+              </w:rPr>
+              <w:t>{{ screen.validation }}</w:t>
+            </w:r>
+          </w:p>
+        </w:tc>
+      </w:tr>
+      <w:tr>
+        <w:tc>
+          <w:tcPr>
+            <w:tcW w:type="dxa" w:w="4702"/>
+          </w:tcPr>
+          <w:p>
+            <w:r>
+              <w:rPr>
+                <w:rFonts w:ascii="TH Sarabun New" w:hAnsi="TH Sarabun New" w:eastAsia="TH Sarabun New" w:cs="TH Sarabun New"/>
+                <w:b w:val="0"/>
+                <w:sz w:val="28"/>
+              </w:rPr>
+            </w:r>
+            <w:r>
+              <w:rPr>
+                <w:rFonts w:ascii="TH Sarabun New" w:hAnsi="TH Sarabun New" w:eastAsia="TH Sarabun New" w:cs="TH Sarabun New"/>
+                <w:b w:val="0"/>
+                <w:sz w:val="28"/>
+              </w:rPr>
+              <w:t>Message</w:t>
+            </w:r>
+          </w:p>
+        </w:tc>
+        <w:tc>
+          <w:tcPr>
+            <w:tcW w:type="dxa" w:w="4702"/>
+          </w:tcPr>
+          <w:p>
+            <w:r>
+              <w:rPr>
+                <w:rFonts w:ascii="TH Sarabun New" w:hAnsi="TH Sarabun New" w:eastAsia="TH Sarabun New" w:cs="TH Sarabun New"/>
+                <w:b w:val="0"/>
+                <w:sz w:val="28"/>
+              </w:rPr>
+            </w:r>
+            <w:r>
+              <w:rPr>
+                <w:rFonts w:ascii="TH Sarabun New" w:hAnsi="TH Sarabun New" w:eastAsia="TH Sarabun New" w:cs="TH Sarabun New"/>
+                <w:b w:val="0"/>
+                <w:sz w:val="28"/>
+              </w:rPr>
+              <w:t>{{ screen.message }}</w:t>
+            </w:r>
+          </w:p>
+        </w:tc>
+      </w:tr>
+      <w:tr>
+        <w:tc>
+          <w:tcPr>
+            <w:tcW w:type="dxa" w:w="4702"/>
+          </w:tcPr>
+          <w:p>
+            <w:r>
+              <w:rPr>
+                <w:rFonts w:ascii="TH Sarabun New" w:hAnsi="TH Sarabun New" w:eastAsia="TH Sarabun New" w:cs="TH Sarabun New"/>
+                <w:b w:val="0"/>
+                <w:sz w:val="28"/>
+              </w:rPr>
+            </w:r>
+            <w:r>
+              <w:rPr>
+                <w:rFonts w:ascii="TH Sarabun New" w:hAnsi="TH Sarabun New" w:eastAsia="TH Sarabun New" w:cs="TH Sarabun New"/>
+                <w:b w:val="0"/>
+                <w:sz w:val="28"/>
+              </w:rPr>
+              <w:t>Security</w:t>
+            </w:r>
+          </w:p>
+        </w:tc>
+        <w:tc>
+          <w:tcPr>
+            <w:tcW w:type="dxa" w:w="4702"/>
+          </w:tcPr>
+          <w:p>
+            <w:r>
+              <w:rPr>
+                <w:rFonts w:ascii="TH Sarabun New" w:hAnsi="TH Sarabun New" w:eastAsia="TH Sarabun New" w:cs="TH Sarabun New"/>
+                <w:b w:val="0"/>
+                <w:sz w:val="28"/>
+              </w:rPr>
+            </w:r>
+            <w:r>
+              <w:rPr>
+                <w:rFonts w:ascii="TH Sarabun New" w:hAnsi="TH Sarabun New" w:eastAsia="TH Sarabun New" w:cs="TH Sarabun New"/>
+                <w:b w:val="0"/>
+                <w:sz w:val="28"/>
+              </w:rPr>
+              <w:t>{{ screen.security }}</w:t>
+            </w:r>
+          </w:p>
+        </w:tc>
+      </w:tr>
+      <w:tr>
+        <w:tc>
+          <w:tcPr>
+            <w:tcW w:type="dxa" w:w="4702"/>
+          </w:tcPr>
+          <w:p>
+            <w:r>
+              <w:rPr>
+                <w:rFonts w:ascii="TH Sarabun New" w:hAnsi="TH Sarabun New" w:eastAsia="TH Sarabun New" w:cs="TH Sarabun New"/>
+                <w:b w:val="0"/>
+                <w:sz w:val="28"/>
+              </w:rPr>
+            </w:r>
+            <w:r>
+              <w:rPr>
+                <w:rFonts w:ascii="TH Sarabun New" w:hAnsi="TH Sarabun New" w:eastAsia="TH Sarabun New" w:cs="TH Sarabun New"/>
+                <w:b w:val="0"/>
+                <w:sz w:val="28"/>
+              </w:rPr>
+              <w:t>Remark</w:t>
+            </w:r>
+          </w:p>
+        </w:tc>
+        <w:tc>
+          <w:tcPr>
+            <w:tcW w:type="dxa" w:w="4702"/>
+          </w:tcPr>
+          <w:p>
+            <w:r>
+              <w:rPr>
+                <w:rFonts w:ascii="TH Sarabun New" w:hAnsi="TH Sarabun New" w:eastAsia="TH Sarabun New" w:cs="TH Sarabun New"/>
+                <w:b w:val="0"/>
+                <w:sz w:val="28"/>
+              </w:rPr>
+            </w:r>
+            <w:r>
+              <w:rPr>
+                <w:rFonts w:ascii="TH Sarabun New" w:hAnsi="TH Sarabun New" w:eastAsia="TH Sarabun New" w:cs="TH Sarabun New"/>
+                <w:b w:val="0"/>
+                <w:sz w:val="28"/>
+              </w:rPr>
+              <w:t>{{ screen.remark }}</w:t>
+            </w:r>
+          </w:p>
+        </w:tc>
+      </w:tr>
+    </w:tbl>
+    <w:p>
+      <w:r>
+        <w:rPr>
+          <w:rFonts w:ascii="TH Sarabun New" w:hAnsi="TH Sarabun New" w:eastAsia="TH Sarabun New" w:cs="TH Sarabun New"/>
+          <w:b/>
+          <w:i w:val="0"/>
+          <w:sz w:val="30"/>
+        </w:rPr>
+        <w:t>ฟิลด์บนหน้าจอ (Screen Fields)</w:t>
+      </w:r>
+    </w:p>
+    <w:tbl>
+      <w:tblPr>
+        <w:tblStyle w:val="LightGrid-Accent1"/>
+        <w:tblW w:type="auto" w:w="0"/>
+        <w:jc w:val="center"/>
+        <w:tblLook w:firstColumn="1" w:firstRow="1" w:lastColumn="0" w:lastRow="0" w:noHBand="0" w:noVBand="1" w:val="04A0"/>
+      </w:tblPr>
+      <w:tblGrid>
+        <w:gridCol w:w="2351"/>
+        <w:gridCol w:w="2351"/>
+        <w:gridCol w:w="2351"/>
+        <w:gridCol w:w="2351"/>
+      </w:tblGrid>
+      <w:tr>
+        <w:tc>
+          <w:tcPr>
+            <w:tcW w:type="dxa" w:w="2351"/>
+          </w:tcPr>
+          <w:p>
+            <w:r/>
+            <w:r>
+              <w:rPr>
+                <w:rFonts w:ascii="TH Sarabun New" w:hAnsi="TH Sarabun New" w:eastAsia="TH Sarabun New" w:cs="TH Sarabun New"/>
+                <w:b/>
+                <w:sz w:val="26"/>
+              </w:rPr>
+              <w:t>Field</w:t>
+            </w:r>
+          </w:p>
+        </w:tc>
+        <w:tc>
+          <w:tcPr>
+            <w:tcW w:type="dxa" w:w="2351"/>
+          </w:tcPr>
+          <w:p>
+            <w:r/>
+            <w:r>
+              <w:rPr>
+                <w:rFonts w:ascii="TH Sarabun New" w:hAnsi="TH Sarabun New" w:eastAsia="TH Sarabun New" w:cs="TH Sarabun New"/>
+                <w:b/>
+                <w:sz w:val="26"/>
+              </w:rPr>
+              <w:t>Type</w:t>
+            </w:r>
+          </w:p>
+        </w:tc>
+        <w:tc>
+          <w:tcPr>
+            <w:tcW w:type="dxa" w:w="2351"/>
+          </w:tcPr>
+          <w:p>
+            <w:r/>
+            <w:r>
+              <w:rPr>
+                <w:rFonts w:ascii="TH Sarabun New" w:hAnsi="TH Sarabun New" w:eastAsia="TH Sarabun New" w:cs="TH Sarabun New"/>
+                <w:b/>
+                <w:sz w:val="26"/>
+              </w:rPr>
+              <w:t>Control</w:t>
+            </w:r>
+          </w:p>
+        </w:tc>
+        <w:tc>
+          <w:tcPr>
+            <w:tcW w:type="dxa" w:w="2351"/>
+          </w:tcPr>
+          <w:p>
+            <w:r/>
+            <w:r>
+              <w:rPr>
+                <w:rFonts w:ascii="TH Sarabun New" w:hAnsi="TH Sarabun New" w:eastAsia="TH Sarabun New" w:cs="TH Sarabun New"/>
+                <w:b/>
+                <w:sz w:val="26"/>
+              </w:rPr>
+              <w:t>Description</w:t>
+            </w:r>
+          </w:p>
+        </w:tc>
+      </w:tr>
+      <w:tr>
+        <w:tc>
+          <w:tcPr>
+            <w:tcW w:type="dxa" w:w="2351"/>
+          </w:tcPr>
+          <w:p>
+            <w:r/>
+            <w:r>
+              <w:rPr>
+                <w:rFonts w:ascii="TH Sarabun New" w:hAnsi="TH Sarabun New" w:eastAsia="TH Sarabun New" w:cs="TH Sarabun New"/>
+                <w:b w:val="0"/>
+                <w:sz w:val="26"/>
+              </w:rPr>
+              <w:t>{%tr for f in screen.fields %}</w:t>
+            </w:r>
+          </w:p>
+        </w:tc>
+        <w:tc>
+          <w:tcPr>
+            <w:tcW w:type="dxa" w:w="2351"/>
+          </w:tcPr>
+          <w:p/>
+        </w:tc>
+        <w:tc>
+          <w:tcPr>
+            <w:tcW w:type="dxa" w:w="2351"/>
+          </w:tcPr>
+          <w:p/>
+        </w:tc>
+        <w:tc>
+          <w:tcPr>
+            <w:tcW w:type="dxa" w:w="2351"/>
+          </w:tcPr>
+          <w:p/>
+        </w:tc>
+      </w:tr>
+      <w:tr>
+        <w:tc>
+          <w:tcPr>
+            <w:tcW w:type="dxa" w:w="2351"/>
+          </w:tcPr>
+          <w:p>
+            <w:r/>
+            <w:r>
+              <w:rPr>
+                <w:rFonts w:ascii="TH Sarabun New" w:hAnsi="TH Sarabun New" w:eastAsia="TH Sarabun New" w:cs="TH Sarabun New"/>
+                <w:b w:val="0"/>
+                <w:sz w:val="26"/>
+              </w:rPr>
+              <w:t>{{ f.field }}</w:t>
+            </w:r>
+          </w:p>
+        </w:tc>
+        <w:tc>
+          <w:tcPr>
+            <w:tcW w:type="dxa" w:w="2351"/>
+          </w:tcPr>
+          <w:p>
+            <w:r/>
+            <w:r>
+              <w:rPr>
+                <w:rFonts w:ascii="TH Sarabun New" w:hAnsi="TH Sarabun New" w:eastAsia="TH Sarabun New" w:cs="TH Sarabun New"/>
+                <w:b w:val="0"/>
+                <w:sz w:val="26"/>
+              </w:rPr>
+              <w:t>{{ f.type }}</w:t>
+            </w:r>
+          </w:p>
+        </w:tc>
+        <w:tc>
+          <w:tcPr>
+            <w:tcW w:type="dxa" w:w="2351"/>
+          </w:tcPr>
+          <w:p>
+            <w:r/>
+            <w:r>
+              <w:rPr>
+                <w:rFonts w:ascii="TH Sarabun New" w:hAnsi="TH Sarabun New" w:eastAsia="TH Sarabun New" w:cs="TH Sarabun New"/>
+                <w:b w:val="0"/>
+                <w:sz w:val="26"/>
+              </w:rPr>
+              <w:t>{{ f.control }}</w:t>
+            </w:r>
+          </w:p>
+        </w:tc>
+        <w:tc>
+          <w:tcPr>
+            <w:tcW w:type="dxa" w:w="2351"/>
+          </w:tcPr>
+          <w:p>
+            <w:r/>
+            <w:r>
+              <w:rPr>
+                <w:rFonts w:ascii="TH Sarabun New" w:hAnsi="TH Sarabun New" w:eastAsia="TH Sarabun New" w:cs="TH Sarabun New"/>
+                <w:b w:val="0"/>
+                <w:sz w:val="26"/>
+              </w:rPr>
+              <w:t>{{ f.description }}</w:t>
+            </w:r>
+          </w:p>
+        </w:tc>
+      </w:tr>
+      <w:tr>
+        <w:tc>
+          <w:tcPr>
+            <w:tcW w:type="dxa" w:w="2351"/>
+          </w:tcPr>
+          <w:p>
+            <w:r/>
+            <w:r>
+              <w:rPr>
+                <w:rFonts w:ascii="TH Sarabun New" w:hAnsi="TH Sarabun New" w:eastAsia="TH Sarabun New" w:cs="TH Sarabun New"/>
+                <w:b w:val="0"/>
+                <w:sz w:val="26"/>
+              </w:rPr>
+              <w:t>{%tr endfor %}</w:t>
+            </w:r>
+          </w:p>
+        </w:tc>
+        <w:tc>
+          <w:tcPr>
+            <w:tcW w:type="dxa" w:w="2351"/>
+          </w:tcPr>
+          <w:p/>
+        </w:tc>
+        <w:tc>
+          <w:tcPr>
+            <w:tcW w:type="dxa" w:w="2351"/>
+          </w:tcPr>
+          <w:p/>
+        </w:tc>
+        <w:tc>
+          <w:tcPr>
+            <w:tcW w:type="dxa" w:w="2351"/>
+          </w:tcPr>
+          <w:p/>
+        </w:tc>
+      </w:tr>
+    </w:tbl>
+    <w:p>
+      <w:pPr>
+        <w:jc w:val="center"/>
+      </w:pPr>
+      <w:r>
+        <w:t>{{ screen.screenshot_img }}</w:t>
+      </w:r>
+    </w:p>
+    <w:p>
+      <w:pPr>
+        <w:jc w:val="center"/>
+      </w:pPr>
+      <w:r>
+        <w:rPr>
+          <w:rFonts w:ascii="TH Sarabun New" w:hAnsi="TH Sarabun New" w:eastAsia="TH Sarabun New" w:cs="TH Sarabun New"/>
+          <w:b w:val="0"/>
+          <w:i/>
+          <w:sz w:val="26"/>
+        </w:rPr>
+        <w:t>{{ screen.screenshot_caption }}</w:t>
+      </w:r>
+    </w:p>
+    <w:p>
+      <w:r>
+        <w:t>{% endfor %}</w:t>
+      </w:r>
+    </w:p>
+    <w:p>
+      <w:r>
+        <w:t>{% endif %}</w:t>
+      </w:r>
+    </w:p>
     <w:sectPr>
       <w:pgSz w:w="12240" w:h="15840"/>
       <w:pgMar w:top="1440" w:right="1134" w:bottom="1440" w:left="1701" w:header="720" w:footer="720" w:gutter="0"/>
